--- a/referencias.docx
+++ b/referencias.docx
@@ -2539,8 +2539,125 @@
         </w:rPr>
         <w:t xml:space="preserve"> Artificial</w:t>
       </w:r>
-      <w:bookmarkStart w:id="0" w:name="_GoBack"/>
-      <w:bookmarkEnd w:id="0"/>
+    </w:p>
+    <w:p>
+      <w:pPr>
+        <w:spacing w:before="100" w:beforeAutospacing="1" w:after="100" w:afterAutospacing="1" w:line="240" w:lineRule="auto"/>
+        <w:ind w:left="360"/>
+        <w:rPr>
+          <w:rFonts w:ascii="Times New Roman" w:eastAsia="Times New Roman" w:hAnsi="Times New Roman" w:cs="Times New Roman"/>
+          <w:sz w:val="24"/>
+          <w:szCs w:val="24"/>
+        </w:rPr>
+      </w:pPr>
+      <w:r>
+        <w:rPr>
+          <w:rFonts w:ascii="Times New Roman" w:eastAsia="Times New Roman" w:hAnsi="Times New Roman" w:cs="Times New Roman"/>
+          <w:sz w:val="24"/>
+          <w:szCs w:val="24"/>
+        </w:rPr>
+        <w:t>RUSSELL, Stuart J.; NORVIG, Peter. Artificial Intelligence: A Modern Approach.</w:t>
+      </w:r>
+      <w:r>
+        <w:rPr>
+          <w:rFonts w:ascii="Times New Roman" w:eastAsia="Times New Roman" w:hAnsi="Times New Roman" w:cs="Times New Roman"/>
+          <w:sz w:val="24"/>
+          <w:szCs w:val="24"/>
+        </w:rPr>
+        <w:t xml:space="preserve"> 4. ed. Hoboken: Pearson, 2021.</w:t>
+      </w:r>
+    </w:p>
+    <w:p>
+      <w:pPr>
+        <w:spacing w:before="100" w:beforeAutospacing="1" w:after="100" w:afterAutospacing="1" w:line="240" w:lineRule="auto"/>
+        <w:ind w:left="360"/>
+        <w:rPr>
+          <w:rFonts w:ascii="Times New Roman" w:eastAsia="Times New Roman" w:hAnsi="Times New Roman" w:cs="Times New Roman"/>
+          <w:sz w:val="24"/>
+          <w:szCs w:val="24"/>
+        </w:rPr>
+      </w:pPr>
+      <w:r>
+        <w:rPr>
+          <w:rFonts w:ascii="Times New Roman" w:eastAsia="Times New Roman" w:hAnsi="Times New Roman" w:cs="Times New Roman"/>
+          <w:sz w:val="24"/>
+          <w:szCs w:val="24"/>
+        </w:rPr>
+        <w:t xml:space="preserve">IBM. What Is Artificial Intelligence (AI)? </w:t>
+      </w:r>
+      <w:r>
+        <w:rPr>
+          <w:rFonts w:ascii="Times New Roman" w:eastAsia="Times New Roman" w:hAnsi="Times New Roman" w:cs="Times New Roman"/>
+          <w:sz w:val="24"/>
+          <w:szCs w:val="24"/>
+          <w:lang w:val="pt-PT"/>
+        </w:rPr>
+        <w:t xml:space="preserve">IBM Think, 2026. Disponível em: https://www.ibm.com/think/topics/artificial-intelligence. </w:t>
+      </w:r>
+      <w:proofErr w:type="spellStart"/>
+      <w:r>
+        <w:rPr>
+          <w:rFonts w:ascii="Times New Roman" w:eastAsia="Times New Roman" w:hAnsi="Times New Roman" w:cs="Times New Roman"/>
+          <w:sz w:val="24"/>
+          <w:szCs w:val="24"/>
+        </w:rPr>
+        <w:t>Acesso</w:t>
+      </w:r>
+      <w:proofErr w:type="spellEnd"/>
+      <w:r>
+        <w:rPr>
+          <w:rFonts w:ascii="Times New Roman" w:eastAsia="Times New Roman" w:hAnsi="Times New Roman" w:cs="Times New Roman"/>
+          <w:sz w:val="24"/>
+          <w:szCs w:val="24"/>
+        </w:rPr>
+        <w:t xml:space="preserve"> </w:t>
+      </w:r>
+      <w:proofErr w:type="spellStart"/>
+      <w:r>
+        <w:rPr>
+          <w:rFonts w:ascii="Times New Roman" w:eastAsia="Times New Roman" w:hAnsi="Times New Roman" w:cs="Times New Roman"/>
+          <w:sz w:val="24"/>
+          <w:szCs w:val="24"/>
+        </w:rPr>
+        <w:t>em</w:t>
+      </w:r>
+      <w:proofErr w:type="spellEnd"/>
+      <w:r>
+        <w:rPr>
+          <w:rFonts w:ascii="Times New Roman" w:eastAsia="Times New Roman" w:hAnsi="Times New Roman" w:cs="Times New Roman"/>
+          <w:sz w:val="24"/>
+          <w:szCs w:val="24"/>
+        </w:rPr>
+        <w:t xml:space="preserve">: 7 </w:t>
+      </w:r>
+      <w:proofErr w:type="spellStart"/>
+      <w:proofErr w:type="gramStart"/>
+      <w:r>
+        <w:rPr>
+          <w:rFonts w:ascii="Times New Roman" w:eastAsia="Times New Roman" w:hAnsi="Times New Roman" w:cs="Times New Roman"/>
+          <w:sz w:val="24"/>
+          <w:szCs w:val="24"/>
+        </w:rPr>
+        <w:t>jul</w:t>
+      </w:r>
+      <w:proofErr w:type="gramEnd"/>
+      <w:r>
+        <w:rPr>
+          <w:rFonts w:ascii="Times New Roman" w:eastAsia="Times New Roman" w:hAnsi="Times New Roman" w:cs="Times New Roman"/>
+          <w:sz w:val="24"/>
+          <w:szCs w:val="24"/>
+        </w:rPr>
+        <w:t>.</w:t>
+      </w:r>
+      <w:proofErr w:type="spellEnd"/>
+      <w:r>
+        <w:rPr>
+          <w:rFonts w:ascii="Times New Roman" w:eastAsia="Times New Roman" w:hAnsi="Times New Roman" w:cs="Times New Roman"/>
+          <w:sz w:val="24"/>
+          <w:szCs w:val="24"/>
+        </w:rPr>
+        <w:t xml:space="preserve"> 2026.</w:t>
+      </w:r>
     </w:p>
     <w:p>
       <w:pPr>
@@ -2593,6 +2710,175 @@
           <w:lang w:val="pt-PT"/>
         </w:rPr>
         <w:t>)</w:t>
+      </w:r>
+    </w:p>
+    <w:p>
+      <w:pPr>
+        <w:spacing w:before="100" w:beforeAutospacing="1" w:after="100" w:afterAutospacing="1" w:line="240" w:lineRule="auto"/>
+        <w:ind w:left="360"/>
+        <w:rPr>
+          <w:rFonts w:ascii="Times New Roman" w:eastAsia="Times New Roman" w:hAnsi="Times New Roman" w:cs="Times New Roman"/>
+          <w:sz w:val="24"/>
+          <w:szCs w:val="24"/>
+        </w:rPr>
+      </w:pPr>
+      <w:r>
+        <w:rPr>
+          <w:rFonts w:ascii="Times New Roman" w:eastAsia="Times New Roman" w:hAnsi="Times New Roman" w:cs="Times New Roman"/>
+          <w:sz w:val="24"/>
+          <w:szCs w:val="24"/>
+        </w:rPr>
+        <w:t>MITCHELL, Tom M. Machine Learnin</w:t>
+      </w:r>
+      <w:r>
+        <w:rPr>
+          <w:rFonts w:ascii="Times New Roman" w:eastAsia="Times New Roman" w:hAnsi="Times New Roman" w:cs="Times New Roman"/>
+          <w:sz w:val="24"/>
+          <w:szCs w:val="24"/>
+        </w:rPr>
+        <w:t>g. New York: McGraw-Hill, 1997.</w:t>
+      </w:r>
+    </w:p>
+    <w:p>
+      <w:pPr>
+        <w:spacing w:before="100" w:beforeAutospacing="1" w:after="100" w:afterAutospacing="1" w:line="240" w:lineRule="auto"/>
+        <w:ind w:left="360"/>
+        <w:rPr>
+          <w:rFonts w:ascii="Times New Roman" w:eastAsia="Times New Roman" w:hAnsi="Times New Roman" w:cs="Times New Roman"/>
+          <w:sz w:val="24"/>
+          <w:szCs w:val="24"/>
+          <w:lang w:val="pt-PT"/>
+        </w:rPr>
+      </w:pPr>
+      <w:r>
+        <w:rPr>
+          <w:rFonts w:ascii="Times New Roman" w:eastAsia="Times New Roman" w:hAnsi="Times New Roman" w:cs="Times New Roman"/>
+          <w:sz w:val="24"/>
+          <w:szCs w:val="24"/>
+        </w:rPr>
+        <w:t xml:space="preserve">GÉRON, </w:t>
+      </w:r>
+      <w:proofErr w:type="spellStart"/>
+      <w:r>
+        <w:rPr>
+          <w:rFonts w:ascii="Times New Roman" w:eastAsia="Times New Roman" w:hAnsi="Times New Roman" w:cs="Times New Roman"/>
+          <w:sz w:val="24"/>
+          <w:szCs w:val="24"/>
+        </w:rPr>
+        <w:t>Aurélien</w:t>
+      </w:r>
+      <w:proofErr w:type="spellEnd"/>
+      <w:r>
+        <w:rPr>
+          <w:rFonts w:ascii="Times New Roman" w:eastAsia="Times New Roman" w:hAnsi="Times New Roman" w:cs="Times New Roman"/>
+          <w:sz w:val="24"/>
+          <w:szCs w:val="24"/>
+        </w:rPr>
+        <w:t xml:space="preserve">. Hands-On Machine Learning with </w:t>
+      </w:r>
+      <w:proofErr w:type="spellStart"/>
+      <w:r>
+        <w:rPr>
+          <w:rFonts w:ascii="Times New Roman" w:eastAsia="Times New Roman" w:hAnsi="Times New Roman" w:cs="Times New Roman"/>
+          <w:sz w:val="24"/>
+          <w:szCs w:val="24"/>
+        </w:rPr>
+        <w:t>Scikit</w:t>
+      </w:r>
+      <w:proofErr w:type="spellEnd"/>
+      <w:r>
+        <w:rPr>
+          <w:rFonts w:ascii="Times New Roman" w:eastAsia="Times New Roman" w:hAnsi="Times New Roman" w:cs="Times New Roman"/>
+          <w:sz w:val="24"/>
+          <w:szCs w:val="24"/>
+        </w:rPr>
+        <w:t xml:space="preserve">-Learn, </w:t>
+      </w:r>
+      <w:proofErr w:type="spellStart"/>
+      <w:r>
+        <w:rPr>
+          <w:rFonts w:ascii="Times New Roman" w:eastAsia="Times New Roman" w:hAnsi="Times New Roman" w:cs="Times New Roman"/>
+          <w:sz w:val="24"/>
+          <w:szCs w:val="24"/>
+        </w:rPr>
+        <w:t>Keras</w:t>
+      </w:r>
+      <w:bookmarkStart w:id="0" w:name="_GoBack"/>
+      <w:bookmarkEnd w:id="0"/>
+      <w:proofErr w:type="spellEnd"/>
+      <w:r>
+        <w:rPr>
+          <w:rFonts w:ascii="Times New Roman" w:eastAsia="Times New Roman" w:hAnsi="Times New Roman" w:cs="Times New Roman"/>
+          <w:sz w:val="24"/>
+          <w:szCs w:val="24"/>
+        </w:rPr>
+        <w:t xml:space="preserve">, and </w:t>
+      </w:r>
+      <w:proofErr w:type="spellStart"/>
+      <w:r>
+        <w:rPr>
+          <w:rFonts w:ascii="Times New Roman" w:eastAsia="Times New Roman" w:hAnsi="Times New Roman" w:cs="Times New Roman"/>
+          <w:sz w:val="24"/>
+          <w:szCs w:val="24"/>
+        </w:rPr>
+        <w:t>TensorFlow</w:t>
+      </w:r>
+      <w:proofErr w:type="spellEnd"/>
+      <w:r>
+        <w:rPr>
+          <w:rFonts w:ascii="Times New Roman" w:eastAsia="Times New Roman" w:hAnsi="Times New Roman" w:cs="Times New Roman"/>
+          <w:sz w:val="24"/>
+          <w:szCs w:val="24"/>
+        </w:rPr>
+        <w:t xml:space="preserve">. </w:t>
+      </w:r>
+      <w:r>
+        <w:rPr>
+          <w:rFonts w:ascii="Times New Roman" w:eastAsia="Times New Roman" w:hAnsi="Times New Roman" w:cs="Times New Roman"/>
+          <w:sz w:val="24"/>
+          <w:szCs w:val="24"/>
+          <w:lang w:val="pt-PT"/>
+        </w:rPr>
+        <w:t>2. ed. Se</w:t>
+      </w:r>
+      <w:r>
+        <w:rPr>
+          <w:rFonts w:ascii="Times New Roman" w:eastAsia="Times New Roman" w:hAnsi="Times New Roman" w:cs="Times New Roman"/>
+          <w:sz w:val="24"/>
+          <w:szCs w:val="24"/>
+          <w:lang w:val="pt-PT"/>
+        </w:rPr>
+        <w:t>bastopol: O'Reilly Media, 2019.</w:t>
+      </w:r>
+    </w:p>
+    <w:p>
+      <w:pPr>
+        <w:spacing w:before="100" w:beforeAutospacing="1" w:after="100" w:afterAutospacing="1" w:line="240" w:lineRule="auto"/>
+        <w:ind w:left="360"/>
+        <w:rPr>
+          <w:rFonts w:ascii="Times New Roman" w:eastAsia="Times New Roman" w:hAnsi="Times New Roman" w:cs="Times New Roman"/>
+          <w:sz w:val="24"/>
+          <w:szCs w:val="24"/>
+          <w:lang w:val="pt-PT"/>
+        </w:rPr>
+      </w:pPr>
+      <w:r>
+        <w:rPr>
+          <w:rFonts w:ascii="Times New Roman" w:eastAsia="Times New Roman" w:hAnsi="Times New Roman" w:cs="Times New Roman"/>
+          <w:sz w:val="24"/>
+          <w:szCs w:val="24"/>
+        </w:rPr>
+        <w:lastRenderedPageBreak/>
+        <w:t xml:space="preserve">RUSSELL, Stuart J.; NORVIG, Peter. Artificial Intelligence: A Modern Approach. </w:t>
+      </w:r>
+      <w:r>
+        <w:rPr>
+          <w:rFonts w:ascii="Times New Roman" w:eastAsia="Times New Roman" w:hAnsi="Times New Roman" w:cs="Times New Roman"/>
+          <w:sz w:val="24"/>
+          <w:szCs w:val="24"/>
+          <w:lang w:val="pt-PT"/>
+        </w:rPr>
+        <w:t>4. ed. Hoboken: Pearson, 2021.</w:t>
       </w:r>
     </w:p>
     <w:p>
